--- a/SSGReciprocalDatabase_UserGuide_EN.docx
+++ b/SSGReciprocalDatabase_UserGuide_EN.docx
@@ -7,7 +7,7 @@
         <w:pStyle w:val="Title"/>
       </w:pPr>
       <w:r>
-        <w:t>SSGReciprocalDatabase 0.6.0 User Guide</w:t>
+        <w:t>SSGReciprocalDatabase 0.6.2 User Guide</w:t>
       </w:r>
     </w:p>
     <w:p>
@@ -1084,7 +1084,7 @@
           <w:rFonts w:ascii="Calibri" w:hAnsi="Calibri"/>
           <w:sz w:val="22"/>
         </w:rPr>
-        <w:t xml:space="preserve">: </w:t>
+        <w:t xml:space="preserve">: the displayed </w:t>
       </w:r>
       <w:r>
         <w:rPr>
@@ -1099,7 +1099,7 @@
           <w:rFonts w:ascii="Calibri" w:hAnsi="Calibri"/>
           <w:sz w:val="22"/>
         </w:rPr>
-        <w:t xml:space="preserve"> in the </w:t>
+        <w:t xml:space="preserve"> representative in the </w:t>
       </w:r>
       <w:r>
         <w:rPr>
@@ -1127,6 +1127,26 @@
           <w:color w:val="1F4D78"/>
           <w:sz w:val="19"/>
         </w:rPr>
+        <w:t>RawReciprocalSpaceSeitz</w:t>
+      </w:r>
+      <w:r>
+        <w:rPr>
+          <w:rFonts w:ascii="Calibri" w:hAnsi="Calibri"/>
+          <w:sz w:val="22"/>
+        </w:rPr>
+        <w:t>: the representative obtained directly from the spin lift;</w:t>
+      </w:r>
+    </w:p>
+    <w:p>
+      <w:pPr>
+        <w:pStyle w:val="ListBullet"/>
+      </w:pPr>
+      <w:r>
+        <w:rPr>
+          <w:rFonts w:ascii="Consolas" w:hAnsi="Consolas"/>
+          <w:color w:val="1F4D78"/>
+          <w:sz w:val="19"/>
+        </w:rPr>
         <w:t>HasFractionalShift</w:t>
       </w:r>
       <w:r>
@@ -1134,7 +1154,7 @@
           <w:rFonts w:ascii="Calibri" w:hAnsi="Calibri"/>
           <w:sz w:val="22"/>
         </w:rPr>
-        <w:t xml:space="preserve">: whether the stored representative has </w:t>
+        <w:t xml:space="preserve">: whether the displayed representative has </w:t>
       </w:r>
       <w:r>
         <w:rPr>
@@ -1204,7 +1224,7 @@
           <w:rFonts w:ascii="Calibri" w:hAnsi="Calibri"/>
           <w:sz w:val="22"/>
         </w:rPr>
-        <w:t xml:space="preserve">: the common-spin-axis sign, or </w:t>
+        <w:t xml:space="preserve">: the scalar common-spin-axis sign, or </w:t>
       </w:r>
       <w:r>
         <w:rPr>
@@ -1213,6 +1233,150 @@
           <w:sz w:val="19"/>
         </w:rPr>
         <w:t>Missing["NotApplicable",...]</w:t>
+      </w:r>
+      <w:r>
+        <w:rPr>
+          <w:rFonts w:ascii="Calibri" w:hAnsi="Calibri"/>
+          <w:sz w:val="22"/>
+        </w:rPr>
+        <w:t>.</w:t>
+      </w:r>
+    </w:p>
+    <w:p>
+      <w:r>
+        <w:rPr>
+          <w:rFonts w:ascii="Calibri" w:hAnsi="Calibri"/>
+          <w:sz w:val="22"/>
+        </w:rPr>
+        <w:t xml:space="preserve">At the record level, </w:t>
+      </w:r>
+      <w:r>
+        <w:rPr>
+          <w:rFonts w:ascii="Consolas" w:hAnsi="Consolas"/>
+          <w:color w:val="1F4D78"/>
+          <w:sz w:val="19"/>
+        </w:rPr>
+        <w:t>TranslationImageBranch</w:t>
+      </w:r>
+      <w:r>
+        <w:rPr>
+          <w:rFonts w:ascii="Calibri" w:hAnsi="Calibri"/>
+          <w:sz w:val="22"/>
+        </w:rPr>
+        <w:t xml:space="preserve"> distinguishes </w:t>
+      </w:r>
+      <w:r>
+        <w:rPr>
+          <w:rFonts w:ascii="Consolas" w:hAnsi="Consolas"/>
+          <w:color w:val="1F4D78"/>
+          <w:sz w:val="19"/>
+        </w:rPr>
+        <w:t>trivial</w:t>
+      </w:r>
+      <w:r>
+        <w:rPr>
+          <w:rFonts w:ascii="Calibri" w:hAnsi="Calibri"/>
+          <w:sz w:val="22"/>
+        </w:rPr>
+        <w:t xml:space="preserve">, </w:t>
+      </w:r>
+      <w:r>
+        <w:rPr>
+          <w:rFonts w:ascii="Consolas" w:hAnsi="Consolas"/>
+          <w:color w:val="1F4D78"/>
+          <w:sz w:val="19"/>
+        </w:rPr>
+        <w:t>common-axis</w:t>
+      </w:r>
+      <w:r>
+        <w:rPr>
+          <w:rFonts w:ascii="Calibri" w:hAnsi="Calibri"/>
+          <w:sz w:val="22"/>
+        </w:rPr>
+        <w:t xml:space="preserve">, and </w:t>
+      </w:r>
+      <w:r>
+        <w:rPr>
+          <w:rFonts w:ascii="Consolas" w:hAnsi="Consolas"/>
+          <w:color w:val="1F4D78"/>
+          <w:sz w:val="19"/>
+        </w:rPr>
+        <w:t>V4/Q8</w:t>
+      </w:r>
+      <w:r>
+        <w:rPr>
+          <w:rFonts w:ascii="Calibri" w:hAnsi="Calibri"/>
+          <w:sz w:val="22"/>
+        </w:rPr>
+        <w:t xml:space="preserve">. </w:t>
+      </w:r>
+      <w:r>
+        <w:rPr>
+          <w:rFonts w:ascii="Consolas" w:hAnsi="Consolas"/>
+          <w:color w:val="1F4D78"/>
+          <w:sz w:val="19"/>
+        </w:rPr>
+        <w:t>CommonSpinAxis</w:t>
+      </w:r>
+      <w:r>
+        <w:rPr>
+          <w:rFonts w:ascii="Calibri" w:hAnsi="Calibri"/>
+          <w:sz w:val="22"/>
+        </w:rPr>
+        <w:t xml:space="preserve"> is a three-component spin-space vector only in the common-axis branch. By contrast, each </w:t>
+      </w:r>
+      <w:r>
+        <w:rPr>
+          <w:rFonts w:ascii="Consolas" w:hAnsi="Consolas"/>
+          <w:color w:val="1F4D78"/>
+          <w:sz w:val="19"/>
+        </w:rPr>
+        <w:t>eta_g</w:t>
+      </w:r>
+      <w:r>
+        <w:rPr>
+          <w:rFonts w:ascii="Calibri" w:hAnsi="Calibri"/>
+          <w:sz w:val="22"/>
+        </w:rPr>
+        <w:t xml:space="preserve"> is a scalar defined by </w:t>
+      </w:r>
+      <w:r>
+        <w:rPr>
+          <w:rFonts w:ascii="Consolas" w:hAnsi="Consolas"/>
+          <w:color w:val="1F4D78"/>
+          <w:sz w:val="19"/>
+        </w:rPr>
+        <w:t>R_g n = eta_g n</w:t>
+      </w:r>
+      <w:r>
+        <w:rPr>
+          <w:rFonts w:ascii="Calibri" w:hAnsi="Calibri"/>
+          <w:sz w:val="22"/>
+        </w:rPr>
+        <w:t xml:space="preserve"> and takes the value </w:t>
+      </w:r>
+      <w:r>
+        <w:rPr>
+          <w:rFonts w:ascii="Consolas" w:hAnsi="Consolas"/>
+          <w:color w:val="1F4D78"/>
+          <w:sz w:val="19"/>
+        </w:rPr>
+        <w:t>+1</w:t>
+      </w:r>
+      <w:r>
+        <w:rPr>
+          <w:rFonts w:ascii="Calibri" w:hAnsi="Calibri"/>
+          <w:sz w:val="22"/>
+        </w:rPr>
+        <w:t xml:space="preserve"> or </w:t>
+      </w:r>
+      <w:r>
+        <w:rPr>
+          <w:rFonts w:ascii="Consolas" w:hAnsi="Consolas"/>
+          <w:color w:val="1F4D78"/>
+          <w:sz w:val="19"/>
+        </w:rPr>
+        <w:t>-1</w:t>
       </w:r>
       <w:r>
         <w:rPr>
@@ -1346,29 +1510,14 @@
           <w:color w:val="1F4D78"/>
           <w:sz w:val="19"/>
         </w:rPr>
-        <w:t>eta_g</w:t>
+        <w:t>eta_g (+/-1)</w:t>
       </w:r>
       <w:r>
         <w:rPr>
           <w:rFonts w:ascii="Calibri" w:hAnsi="Calibri"/>
           <w:sz w:val="22"/>
         </w:rPr>
-        <w:t xml:space="preserve">. A dash is displayed when </w:t>
-      </w:r>
-      <w:r>
-        <w:rPr>
-          <w:rFonts w:ascii="Consolas" w:hAnsi="Consolas"/>
-          <w:color w:val="1F4D78"/>
-          <w:sz w:val="19"/>
-        </w:rPr>
-        <w:t>eta_g</w:t>
-      </w:r>
-      <w:r>
-        <w:rPr>
-          <w:rFonts w:ascii="Calibri" w:hAnsi="Calibri"/>
-          <w:sz w:val="22"/>
-        </w:rPr>
-        <w:t xml:space="preserve"> is not defined. The text above the table reports </w:t>
+        <w:t xml:space="preserve">. A dash is displayed when no unique common spin axis is selected by translations. The text above the table reports </w:t>
       </w:r>
       <w:r>
         <w:rPr>
@@ -1389,18 +1538,40 @@
     <w:p>
       <w:r>
         <w:rPr>
+          <w:rFonts w:ascii="Calibri" w:hAnsi="Calibri"/>
+          <w:sz w:val="22"/>
+        </w:rPr>
+        <w:t xml:space="preserve">For a symmorphic class the table uses the common-origin representative with all </w:t>
+      </w:r>
+      <w:r>
+        <w:rPr>
           <w:rFonts w:ascii="Consolas" w:hAnsi="Consolas"/>
           <w:color w:val="1F4D78"/>
           <w:sz w:val="19"/>
         </w:rPr>
-        <w:t>Nonzero Q</w:t>
+        <w:t>Q_g=0</w:t>
       </w:r>
       <w:r>
         <w:rPr>
           <w:rFonts w:ascii="Calibri" w:hAnsi="Calibri"/>
           <w:sz w:val="22"/>
         </w:rPr>
-        <w:t xml:space="preserve"> is a statement about the stored momentum-origin convention. The global nonsymmorphic result is stronger: it tests whether one common origin shift can remove all </w:t>
+        <w:t xml:space="preserve">. The raw spin-lift representative is retained in </w:t>
+      </w:r>
+      <w:r>
+        <w:rPr>
+          <w:rFonts w:ascii="Consolas" w:hAnsi="Consolas"/>
+          <w:color w:val="1F4D78"/>
+          <w:sz w:val="19"/>
+        </w:rPr>
+        <w:t>RawReciprocalSpaceSeitz</w:t>
+      </w:r>
+      <w:r>
+        <w:rPr>
+          <w:rFonts w:ascii="Calibri" w:hAnsi="Calibri"/>
+          <w:sz w:val="22"/>
+        </w:rPr>
+        <w:t xml:space="preserve">. A nonzero raw </w:t>
       </w:r>
       <w:r>
         <w:rPr>
@@ -1415,7 +1586,121 @@
           <w:rFonts w:ascii="Calibri" w:hAnsi="Calibri"/>
           <w:sz w:val="22"/>
         </w:rPr>
-        <w:t xml:space="preserve"> simultaneously.</w:t>
+        <w:t xml:space="preserve"> is not by itself intrinsic: only the class after allowing one common momentum-origin shift determines momentum-space nonsymmorphicity.</w:t>
+      </w:r>
+    </w:p>
+    <w:p>
+      <w:r>
+        <w:rPr>
+          <w:rFonts w:ascii="Calibri" w:hAnsi="Calibri"/>
+          <w:sz w:val="22"/>
+        </w:rPr>
+        <w:t xml:space="preserve">In the </w:t>
+      </w:r>
+      <w:r>
+        <w:rPr>
+          <w:rFonts w:ascii="Consolas" w:hAnsi="Consolas"/>
+          <w:color w:val="1F4D78"/>
+          <w:sz w:val="19"/>
+        </w:rPr>
+        <w:t>V4/Q8</w:t>
+      </w:r>
+      <w:r>
+        <w:rPr>
+          <w:rFonts w:ascii="Calibri" w:hAnsi="Calibri"/>
+          <w:sz w:val="22"/>
+        </w:rPr>
+        <w:t xml:space="preserve"> branch, </w:t>
+      </w:r>
+      <w:r>
+        <w:rPr>
+          <w:rFonts w:ascii="Consolas" w:hAnsi="Consolas"/>
+          <w:color w:val="1F4D78"/>
+          <w:sz w:val="19"/>
+        </w:rPr>
+        <w:t>L_B</w:t>
+      </w:r>
+      <w:r>
+        <w:rPr>
+          <w:rFonts w:ascii="Calibri" w:hAnsi="Calibri"/>
+          <w:sz w:val="22"/>
+        </w:rPr>
+        <w:t xml:space="preserve"> is the center (the radical of the translation commutator), not the kernel of the lifted translation representation. Its basis translations can therefore lift to </w:t>
+      </w:r>
+      <w:r>
+        <w:rPr>
+          <w:rFonts w:ascii="Consolas" w:hAnsi="Consolas"/>
+          <w:color w:val="1F4D78"/>
+          <w:sz w:val="19"/>
+        </w:rPr>
+        <w:t>-I</w:t>
+      </w:r>
+      <w:r>
+        <w:rPr>
+          <w:rFonts w:ascii="Calibri" w:hAnsi="Calibri"/>
+          <w:sz w:val="22"/>
+        </w:rPr>
+        <w:t xml:space="preserve"> as well as </w:t>
+      </w:r>
+      <w:r>
+        <w:rPr>
+          <w:rFonts w:ascii="Consolas" w:hAnsi="Consolas"/>
+          <w:color w:val="1F4D78"/>
+          <w:sz w:val="19"/>
+        </w:rPr>
+        <w:t>+I</w:t>
+      </w:r>
+      <w:r>
+        <w:rPr>
+          <w:rFonts w:ascii="Calibri" w:hAnsi="Calibri"/>
+          <w:sz w:val="22"/>
+        </w:rPr>
+        <w:t xml:space="preserve">. Point-group conjugation can produce a nonzero raw </w:t>
+      </w:r>
+      <w:r>
+        <w:rPr>
+          <w:rFonts w:ascii="Consolas" w:hAnsi="Consolas"/>
+          <w:color w:val="1F4D78"/>
+          <w:sz w:val="19"/>
+        </w:rPr>
+        <w:t>Q_g</w:t>
+      </w:r>
+      <w:r>
+        <w:rPr>
+          <w:rFonts w:ascii="Calibri" w:hAnsi="Calibri"/>
+          <w:sz w:val="22"/>
+        </w:rPr>
+        <w:t xml:space="preserve"> by changing this central sign character. The resulting shift is always one common-origin coboundary, so the displayed representative has </w:t>
+      </w:r>
+      <w:r>
+        <w:rPr>
+          <w:rFonts w:ascii="Consolas" w:hAnsi="Consolas"/>
+          <w:color w:val="1F4D78"/>
+          <w:sz w:val="19"/>
+        </w:rPr>
+        <w:t>Q_g=0</w:t>
+      </w:r>
+      <w:r>
+        <w:rPr>
+          <w:rFonts w:ascii="Calibri" w:hAnsi="Calibri"/>
+          <w:sz w:val="22"/>
+        </w:rPr>
+        <w:t xml:space="preserve"> for every generator. Consequently a raw fraction in </w:t>
+      </w:r>
+      <w:r>
+        <w:rPr>
+          <w:rFonts w:ascii="Consolas" w:hAnsi="Consolas"/>
+          <w:color w:val="1F4D78"/>
+          <w:sz w:val="19"/>
+        </w:rPr>
+        <w:t>RawReciprocalSpaceSeitz</w:t>
+      </w:r>
+      <w:r>
+        <w:rPr>
+          <w:rFonts w:ascii="Calibri" w:hAnsi="Calibri"/>
+          <w:sz w:val="22"/>
+        </w:rPr>
+        <w:t xml:space="preserve"> must not be interpreted as intrinsic momentum-space nonsymmorphicity.</w:t>
       </w:r>
     </w:p>
     <w:p>
@@ -1482,7 +1767,22 @@
           <w:rFonts w:ascii="Calibri" w:hAnsi="Calibri"/>
           <w:sz w:val="22"/>
         </w:rPr>
-        <w:t xml:space="preserve">Returns the reciprocal generators used in the affine group calculation. The three ordinary lattice translations are not repeated here when they act trivially on momentum; use </w:t>
+        <w:t xml:space="preserve">Returns reciprocal generators in the displayed common-origin representative. For a symmorphic class all returned </w:t>
+      </w:r>
+      <w:r>
+        <w:rPr>
+          <w:rFonts w:ascii="Consolas" w:hAnsi="Consolas"/>
+          <w:color w:val="1F4D78"/>
+          <w:sz w:val="19"/>
+        </w:rPr>
+        <w:t>Q_g</w:t>
+      </w:r>
+      <w:r>
+        <w:rPr>
+          <w:rFonts w:ascii="Calibri" w:hAnsi="Calibri"/>
+          <w:sz w:val="22"/>
+        </w:rPr>
+        <w:t xml:space="preserve"> are zero. The three ordinary lattice translations are not repeated here when they act trivially on momentum; use </w:t>
       </w:r>
       <w:r>
         <w:rPr>
@@ -1497,7 +1797,22 @@
           <w:rFonts w:ascii="Calibri" w:hAnsi="Calibri"/>
           <w:sz w:val="22"/>
         </w:rPr>
-        <w:t xml:space="preserve"> for the complete displayed generator set.</w:t>
+        <w:t xml:space="preserve"> for the complete displayed generator set. Raw lift data remain available through </w:t>
+      </w:r>
+      <w:r>
+        <w:rPr>
+          <w:rFonts w:ascii="Consolas" w:hAnsi="Consolas"/>
+          <w:color w:val="1F4D78"/>
+          <w:sz w:val="19"/>
+        </w:rPr>
+        <w:t>getSSGReciprocalData</w:t>
+      </w:r>
+      <w:r>
+        <w:rPr>
+          <w:rFonts w:ascii="Calibri" w:hAnsi="Calibri"/>
+          <w:sz w:val="22"/>
+        </w:rPr>
+        <w:t>.</w:t>
       </w:r>
     </w:p>
     <w:p>
@@ -1534,7 +1849,7 @@
           <w:rFonts w:ascii="Calibri" w:hAnsi="Calibri"/>
           <w:sz w:val="22"/>
         </w:rPr>
-        <w:t>, with the unitary grading forgotten.</w:t>
+        <w:t>, with the unitary grading forgotten, in the same displayed common-origin representative.</w:t>
       </w:r>
     </w:p>
     <w:p>
